--- a/downloads/keepcounsel-nda.docx
+++ b/downloads/keepcounsel-nda.docx
@@ -14,7 +14,7 @@
           <w:color w:val="101A2E"/>
           <w:sz w:val="36"/>
         </w:rPr>
-        <w:t>The KeepCounsel NDA</w:t>
+        <w:t>NDA</w:t>
       </w:r>
     </w:p>
     <w:p>
